--- a/Taylor/.Net ReactNative/Taylor Pentz.docx
+++ b/Taylor/.Net ReactNative/Taylor Pentz.docx
@@ -9,9 +9,8 @@
         <w:contextualSpacing/>
         <w:jc w:val="center"/>
         <w:rPr>
-          <w:rFonts w:ascii="Times New Roman" w:eastAsia="Times New Roman" w:hAnsi="Times New Roman" w:cs="Times New Roman"/>
-          <w:sz w:val="24"/>
-          <w:szCs w:val="24"/>
+          <w:rFonts w:ascii="Times New Roman" w:hAnsi="Times New Roman" w:cs="Times New Roman"/>
+          <w:sz w:val="24"/>
         </w:rPr>
       </w:pPr>
       <w:r>
@@ -84,26 +83,33 @@
           <w:sz w:val="24"/>
           <w:szCs w:val="24"/>
         </w:rPr>
-        <w:t xml:space="preserve"> | 1601 Larkin, High Point, NC | +1 8042860439</w:t>
-      </w:r>
-    </w:p>
-    <w:p>
-      <w:pPr>
-        <w:shd w:val="clear" w:color="auto" w:fill="DBE5F1" w:themeFill="accent1" w:themeFillTint="33"/>
-        <w:spacing w:after="0" w:line="240" w:lineRule="auto"/>
-        <w:jc w:val="center"/>
+        <w:t xml:space="preserve"> | 1601 Larkin, High Point, NC | </w:t>
+      </w:r>
+      <w:r>
+        <w:rPr>
+          <w:rFonts w:ascii="Times New Roman" w:eastAsia="Times New Roman" w:hAnsi="Times New Roman" w:cs="Times New Roman"/>
+          <w:sz w:val="24"/>
+          <w:szCs w:val="24"/>
+        </w:rPr>
+        <w:t>+1 (980) 981-4522</w:t>
+      </w:r>
+      <w:r>
+        <w:rPr>
+          <w:rFonts w:ascii="Times New Roman" w:eastAsia="Times New Roman" w:hAnsi="Times New Roman" w:cs="Times New Roman"/>
+          <w:sz w:val="24"/>
+          <w:szCs w:val="24"/>
+        </w:rPr>
+        <w:t xml:space="preserve"> </w:t>
+      </w:r>
+      <w:r>
         <w:rPr>
           <w:rFonts w:ascii="Times New Roman" w:hAnsi="Times New Roman" w:cs="Times New Roman"/>
           <w:sz w:val="24"/>
         </w:rPr>
-      </w:pPr>
-      <w:r>
-        <w:rPr>
-          <w:rFonts w:ascii="Times New Roman" w:hAnsi="Times New Roman" w:cs="Times New Roman"/>
-          <w:sz w:val="24"/>
-        </w:rPr>
-        <w:t>https://www.linkedin.com/in/taylor-pentz-698a98381/</w:t>
-      </w:r>
+        <w:t>https://www.linkedin.com/in/taylor-pentz-10a92a3aa</w:t>
+      </w:r>
+      <w:bookmarkStart w:id="0" w:name="_GoBack"/>
+      <w:bookmarkEnd w:id="0"/>
     </w:p>
     <w:p>
       <w:pPr>
@@ -1441,8 +1447,6 @@
           <w:szCs w:val="24"/>
         </w:rPr>
       </w:pPr>
-      <w:bookmarkStart w:id="0" w:name="_GoBack"/>
-      <w:bookmarkEnd w:id="0"/>
     </w:p>
     <w:p>
       <w:pPr>
@@ -6228,7 +6232,7 @@
 </file>
 
 <file path=customXml/itemProps1.xml><?xml version="1.0" encoding="utf-8"?>
-<ds:datastoreItem xmlns:ds="http://schemas.openxmlformats.org/officeDocument/2006/customXml" ds:itemID="{0A4B3ADF-7BEC-4710-8CD2-BB1FEFEB0001}">
+<ds:datastoreItem xmlns:ds="http://schemas.openxmlformats.org/officeDocument/2006/customXml" ds:itemID="{2C0E744A-B3CF-4270-B2A6-26AE000DDAFB}">
   <ds:schemaRefs>
     <ds:schemaRef ds:uri="http://schemas.openxmlformats.org/officeDocument/2006/bibliography"/>
   </ds:schemaRefs>

--- a/Taylor/.Net ReactNative/Taylor Pentz.docx
+++ b/Taylor/.Net ReactNative/Taylor Pentz.docx
@@ -106,7 +106,7 @@
           <w:rFonts w:ascii="Times New Roman" w:hAnsi="Times New Roman" w:cs="Times New Roman"/>
           <w:sz w:val="24"/>
         </w:rPr>
-        <w:t>https://www.linkedin.com/in/taylor-pentz-10a92a3aa</w:t>
+        <w:t>https://www.linkedin.com/in/taylor-p-b0389a3ba</w:t>
       </w:r>
       <w:bookmarkStart w:id="0" w:name="_GoBack"/>
       <w:bookmarkEnd w:id="0"/>
@@ -164,7 +164,7 @@
           <w:sz w:val="24"/>
           <w:szCs w:val="24"/>
         </w:rPr>
-        <w:t xml:space="preserve">Full-Stack Developer with over 10 years of experience delivering scalable .NET and React-based applications across finance, health, and enterprise </w:t>
+        <w:t xml:space="preserve">Full-Stack Developer with over 10 years of experience delivering scalable .NET and React-based applications across finance, health, and enterprise SaaS. Expertise in building RESTful APIs, architecting robust </w:t>
       </w:r>
       <w:proofErr w:type="spellStart"/>
       <w:r>
@@ -173,7 +173,7 @@
           <w:sz w:val="24"/>
           <w:szCs w:val="24"/>
         </w:rPr>
-        <w:t>SaaS</w:t>
+        <w:t>backends</w:t>
       </w:r>
       <w:proofErr w:type="spellEnd"/>
       <w:r>
@@ -182,61 +182,7 @@
           <w:sz w:val="24"/>
           <w:szCs w:val="24"/>
         </w:rPr>
-        <w:t xml:space="preserve">. Expertise in building </w:t>
-      </w:r>
-      <w:proofErr w:type="spellStart"/>
-      <w:r>
-        <w:rPr>
-          <w:rFonts w:asciiTheme="majorBidi" w:hAnsiTheme="majorBidi" w:cstheme="majorBidi"/>
-          <w:sz w:val="24"/>
-          <w:szCs w:val="24"/>
-        </w:rPr>
-        <w:t>RESTful</w:t>
-      </w:r>
-      <w:proofErr w:type="spellEnd"/>
-      <w:r>
-        <w:rPr>
-          <w:rFonts w:asciiTheme="majorBidi" w:hAnsiTheme="majorBidi" w:cstheme="majorBidi"/>
-          <w:sz w:val="24"/>
-          <w:szCs w:val="24"/>
-        </w:rPr>
-        <w:t xml:space="preserve"> APIs, architecting robust </w:t>
-      </w:r>
-      <w:proofErr w:type="spellStart"/>
-      <w:r>
-        <w:rPr>
-          <w:rFonts w:asciiTheme="majorBidi" w:hAnsiTheme="majorBidi" w:cstheme="majorBidi"/>
-          <w:sz w:val="24"/>
-          <w:szCs w:val="24"/>
-        </w:rPr>
-        <w:t>backends</w:t>
-      </w:r>
-      <w:proofErr w:type="spellEnd"/>
-      <w:r>
-        <w:rPr>
-          <w:rFonts w:asciiTheme="majorBidi" w:hAnsiTheme="majorBidi" w:cstheme="majorBidi"/>
-          <w:sz w:val="24"/>
-          <w:szCs w:val="24"/>
-        </w:rPr>
-        <w:t xml:space="preserve"> with .NET C# and Entity Framework Core, and crafting </w:t>
-      </w:r>
-      <w:proofErr w:type="spellStart"/>
-      <w:r>
-        <w:rPr>
-          <w:rFonts w:asciiTheme="majorBidi" w:hAnsiTheme="majorBidi" w:cstheme="majorBidi"/>
-          <w:sz w:val="24"/>
-          <w:szCs w:val="24"/>
-        </w:rPr>
-        <w:t>performant</w:t>
-      </w:r>
-      <w:proofErr w:type="spellEnd"/>
-      <w:r>
-        <w:rPr>
-          <w:rFonts w:asciiTheme="majorBidi" w:hAnsiTheme="majorBidi" w:cstheme="majorBidi"/>
-          <w:sz w:val="24"/>
-          <w:szCs w:val="24"/>
-        </w:rPr>
-        <w:t xml:space="preserve"> UIs in </w:t>
+        <w:t xml:space="preserve"> with .NET C# and Entity Framework Core, and crafting performant UIs in </w:t>
       </w:r>
       <w:proofErr w:type="spellStart"/>
       <w:r>
@@ -353,15 +299,7 @@
       </w:r>
       <w:proofErr w:type="spellEnd"/>
       <w:r>
-        <w:t xml:space="preserve">, React Native, </w:t>
-      </w:r>
-      <w:proofErr w:type="spellStart"/>
-      <w:r>
-        <w:t>Redux</w:t>
-      </w:r>
-      <w:proofErr w:type="spellEnd"/>
-      <w:r>
-        <w:t>, Bootstrap</w:t>
+        <w:t>, React Native, Redux, Bootstrap</w:t>
       </w:r>
     </w:p>
     <w:p>
@@ -399,23 +337,7 @@
         <w:t>Databases:</w:t>
       </w:r>
       <w:r>
-        <w:t xml:space="preserve"> SQL Server, </w:t>
-      </w:r>
-      <w:proofErr w:type="spellStart"/>
-      <w:r>
-        <w:t>PostgreSQL</w:t>
-      </w:r>
-      <w:proofErr w:type="spellEnd"/>
-      <w:r>
-        <w:t xml:space="preserve">, MySQL, </w:t>
-      </w:r>
-      <w:proofErr w:type="spellStart"/>
-      <w:r>
-        <w:t>MongoDB</w:t>
-      </w:r>
-      <w:proofErr w:type="spellEnd"/>
-      <w:r>
-        <w:t xml:space="preserve">, </w:t>
+        <w:t xml:space="preserve"> SQL Server, PostgreSQL, MySQL, MongoDB, </w:t>
       </w:r>
       <w:proofErr w:type="spellStart"/>
       <w:r>
@@ -432,46 +354,14 @@
         </w:numPr>
         <w:jc w:val="both"/>
       </w:pPr>
-      <w:proofErr w:type="spellStart"/>
       <w:r>
         <w:rPr>
           <w:rStyle w:val="Strong"/>
         </w:rPr>
-        <w:t>DevOps</w:t>
-      </w:r>
-      <w:proofErr w:type="spellEnd"/>
-      <w:r>
-        <w:rPr>
-          <w:rStyle w:val="Strong"/>
-        </w:rPr>
-        <w:t>:</w:t>
-      </w:r>
-      <w:r>
-        <w:t xml:space="preserve"> </w:t>
-      </w:r>
-      <w:proofErr w:type="spellStart"/>
-      <w:r>
-        <w:t>GitHub</w:t>
-      </w:r>
-      <w:proofErr w:type="spellEnd"/>
-      <w:r>
-        <w:t xml:space="preserve"> Actions, </w:t>
-      </w:r>
-      <w:proofErr w:type="spellStart"/>
-      <w:r>
-        <w:t>Docker</w:t>
-      </w:r>
-      <w:proofErr w:type="spellEnd"/>
-      <w:r>
-        <w:t xml:space="preserve">, </w:t>
-      </w:r>
-      <w:proofErr w:type="spellStart"/>
-      <w:r>
-        <w:t>Kubernetes</w:t>
-      </w:r>
-      <w:proofErr w:type="spellEnd"/>
-      <w:r>
-        <w:t xml:space="preserve">, CI/CD pipelines, </w:t>
+        <w:t>DevOps:</w:t>
+      </w:r>
+      <w:r>
+        <w:t xml:space="preserve"> GitHub Actions, Docker, Kubernetes, CI/CD pipelines, </w:t>
       </w:r>
       <w:proofErr w:type="spellStart"/>
       <w:r>
@@ -535,15 +425,7 @@
         <w:t>Other:</w:t>
       </w:r>
       <w:r>
-        <w:t xml:space="preserve"> </w:t>
-      </w:r>
-      <w:proofErr w:type="spellStart"/>
-      <w:r>
-        <w:t>RESTful</w:t>
-      </w:r>
-      <w:proofErr w:type="spellEnd"/>
-      <w:r>
-        <w:t xml:space="preserve"> API Design, </w:t>
+        <w:t xml:space="preserve"> RESTful API Design, </w:t>
       </w:r>
       <w:proofErr w:type="spellStart"/>
       <w:r>
@@ -703,15 +585,7 @@
         <w:jc w:val="both"/>
       </w:pPr>
       <w:r>
-        <w:t xml:space="preserve">Built and maintained </w:t>
-      </w:r>
-      <w:proofErr w:type="spellStart"/>
-      <w:r>
-        <w:t>RESTful</w:t>
-      </w:r>
-      <w:proofErr w:type="spellEnd"/>
-      <w:r>
-        <w:t xml:space="preserve"> APIs integrating with external systems via OAuth2 and </w:t>
+        <w:t xml:space="preserve">Built and maintained RESTful APIs integrating with external systems via OAuth2 and </w:t>
       </w:r>
       <w:proofErr w:type="spellStart"/>
       <w:r>
@@ -753,15 +627,7 @@
         <w:jc w:val="both"/>
       </w:pPr>
       <w:r>
-        <w:t xml:space="preserve">Initiated CI/CD pipeline migration from Jenkins to </w:t>
-      </w:r>
-      <w:proofErr w:type="spellStart"/>
-      <w:r>
-        <w:t>GitHub</w:t>
-      </w:r>
-      <w:proofErr w:type="spellEnd"/>
-      <w:r>
-        <w:t xml:space="preserve"> Actions with YAML-based workflows, shortening release cycles by 50%.</w:t>
+        <w:t>Initiated CI/CD pipeline migration from Jenkins to GitHub Actions with YAML-based workflows, shortening release cycles by 50%.</w:t>
       </w:r>
     </w:p>
     <w:p>
@@ -774,15 +640,7 @@
         <w:jc w:val="both"/>
       </w:pPr>
       <w:r>
-        <w:t xml:space="preserve">Collaborated with product owners and QA using </w:t>
-      </w:r>
-      <w:proofErr w:type="spellStart"/>
-      <w:r>
-        <w:t>Jira</w:t>
-      </w:r>
-      <w:proofErr w:type="spellEnd"/>
-      <w:r>
-        <w:t xml:space="preserve"> for user stories, acceptance criteria, and regression suite planning in a SCRUM environment.</w:t>
+        <w:t>Collaborated with product owners and QA using Jira for user stories, acceptance criteria, and regression suite planning in a SCRUM environment.</w:t>
       </w:r>
     </w:p>
     <w:p>
@@ -944,15 +802,7 @@
         <w:jc w:val="both"/>
       </w:pPr>
       <w:r>
-        <w:t xml:space="preserve">Built and maintained </w:t>
-      </w:r>
-      <w:proofErr w:type="spellStart"/>
-      <w:r>
-        <w:t>RESTful</w:t>
-      </w:r>
-      <w:proofErr w:type="spellEnd"/>
-      <w:r>
-        <w:t xml:space="preserve"> APIs integrating with external systems via OAuth2 and </w:t>
+        <w:t xml:space="preserve">Built and maintained RESTful APIs integrating with external systems via OAuth2 and </w:t>
       </w:r>
       <w:proofErr w:type="spellStart"/>
       <w:r>
@@ -994,15 +844,7 @@
         <w:jc w:val="both"/>
       </w:pPr>
       <w:r>
-        <w:t xml:space="preserve">Initiated CI/CD pipeline migration from Jenkins to </w:t>
-      </w:r>
-      <w:proofErr w:type="spellStart"/>
-      <w:r>
-        <w:t>GitHub</w:t>
-      </w:r>
-      <w:proofErr w:type="spellEnd"/>
-      <w:r>
-        <w:t xml:space="preserve"> Actions with YAML-based workflows, shortening release cycles by 50%.</w:t>
+        <w:t>Initiated CI/CD pipeline migration from Jenkins to GitHub Actions with YAML-based workflows, shortening release cycles by 50%.</w:t>
       </w:r>
     </w:p>
     <w:p>
@@ -1015,15 +857,7 @@
         <w:jc w:val="both"/>
       </w:pPr>
       <w:r>
-        <w:t xml:space="preserve">Collaborated with product owners and QA using </w:t>
-      </w:r>
-      <w:proofErr w:type="spellStart"/>
-      <w:r>
-        <w:t>Jira</w:t>
-      </w:r>
-      <w:proofErr w:type="spellEnd"/>
-      <w:r>
-        <w:t xml:space="preserve"> for user stories, acceptance criteria, and regression suite planning in a SCRUM environment.</w:t>
+        <w:t>Collaborated with product owners and QA using Jira for user stories, acceptance criteria, and regression suite planning in a SCRUM environment.</w:t>
       </w:r>
     </w:p>
     <w:p>
@@ -1211,25 +1045,7 @@
           <w:sz w:val="24"/>
           <w:szCs w:val="24"/>
         </w:rPr>
-        <w:t xml:space="preserve">, Material-UI, and </w:t>
-      </w:r>
-      <w:proofErr w:type="spellStart"/>
-      <w:r>
-        <w:rPr>
-          <w:rFonts w:ascii="Times New Roman" w:eastAsia="Times New Roman" w:hAnsi="Times New Roman" w:cs="Times New Roman"/>
-          <w:sz w:val="24"/>
-          <w:szCs w:val="24"/>
-        </w:rPr>
-        <w:t>Redux</w:t>
-      </w:r>
-      <w:proofErr w:type="spellEnd"/>
-      <w:r>
-        <w:rPr>
-          <w:rFonts w:ascii="Times New Roman" w:eastAsia="Times New Roman" w:hAnsi="Times New Roman" w:cs="Times New Roman"/>
-          <w:sz w:val="24"/>
-          <w:szCs w:val="24"/>
-        </w:rPr>
-        <w:t xml:space="preserve">-Saga for </w:t>
+        <w:t xml:space="preserve">, Material-UI, and Redux-Saga for </w:t>
       </w:r>
       <w:proofErr w:type="spellStart"/>
       <w:r>
@@ -1293,25 +1109,7 @@
           <w:sz w:val="24"/>
           <w:szCs w:val="24"/>
         </w:rPr>
-        <w:t xml:space="preserve">Integrated identity-based access control using ASP.NET Identity and </w:t>
-      </w:r>
-      <w:proofErr w:type="spellStart"/>
-      <w:r>
-        <w:rPr>
-          <w:rFonts w:ascii="Times New Roman" w:eastAsia="Times New Roman" w:hAnsi="Times New Roman" w:cs="Times New Roman"/>
-          <w:sz w:val="24"/>
-          <w:szCs w:val="24"/>
-        </w:rPr>
-        <w:t>OAuth</w:t>
-      </w:r>
-      <w:proofErr w:type="spellEnd"/>
-      <w:r>
-        <w:rPr>
-          <w:rFonts w:ascii="Times New Roman" w:eastAsia="Times New Roman" w:hAnsi="Times New Roman" w:cs="Times New Roman"/>
-          <w:sz w:val="24"/>
-          <w:szCs w:val="24"/>
-        </w:rPr>
-        <w:t>, securing 200K+ user accounts with 2FA and refresh tokens.</w:t>
+        <w:t>Integrated identity-based access control using ASP.NET Identity and OAuth, securing 200K+ user accounts with 2FA and refresh tokens.</w:t>
       </w:r>
     </w:p>
     <w:p>
@@ -1553,15 +1351,7 @@
         <w:jc w:val="both"/>
       </w:pPr>
       <w:r>
-        <w:t xml:space="preserve">Created SQL Server stored </w:t>
-      </w:r>
-      <w:proofErr w:type="spellStart"/>
-      <w:r>
-        <w:t>procs</w:t>
-      </w:r>
-      <w:proofErr w:type="spellEnd"/>
-      <w:r>
-        <w:t xml:space="preserve"> to automate anomaly detection reports sent to PM teams, reducing manual log triaging efforts.</w:t>
+        <w:t>Created SQL Server stored procs to automate anomaly detection reports sent to PM teams, reducing manual log triaging efforts.</w:t>
       </w:r>
     </w:p>
     <w:p>
@@ -1574,15 +1364,7 @@
         <w:jc w:val="both"/>
       </w:pPr>
       <w:r>
-        <w:t xml:space="preserve">Developed </w:t>
-      </w:r>
-      <w:proofErr w:type="spellStart"/>
-      <w:r>
-        <w:t>RESTful</w:t>
-      </w:r>
-      <w:proofErr w:type="spellEnd"/>
-      <w:r>
-        <w:t xml:space="preserve"> endpoints and integrated with Azure Table Storage for time-series telemetry archiving.</w:t>
+        <w:t>Developed RESTful endpoints and integrated with Azure Table Storage for time-series telemetry archiving.</w:t>
       </w:r>
     </w:p>
     <w:p>
@@ -1608,15 +1390,7 @@
         <w:jc w:val="both"/>
       </w:pPr>
       <w:r>
-        <w:t xml:space="preserve">Participated in weekly design reviews and contributed code to production repository used by internal </w:t>
-      </w:r>
-      <w:proofErr w:type="spellStart"/>
-      <w:r>
-        <w:t>dev</w:t>
-      </w:r>
-      <w:proofErr w:type="spellEnd"/>
-      <w:r>
-        <w:t xml:space="preserve"> teams globally.</w:t>
+        <w:t>Participated in weekly design reviews and contributed code to production repository used by internal dev teams globally.</w:t>
       </w:r>
     </w:p>
     <w:p>
@@ -6232,7 +6006,7 @@
 </file>
 
 <file path=customXml/itemProps1.xml><?xml version="1.0" encoding="utf-8"?>
-<ds:datastoreItem xmlns:ds="http://schemas.openxmlformats.org/officeDocument/2006/customXml" ds:itemID="{2C0E744A-B3CF-4270-B2A6-26AE000DDAFB}">
+<ds:datastoreItem xmlns:ds="http://schemas.openxmlformats.org/officeDocument/2006/customXml" ds:itemID="{662A95CC-3CE3-414C-A505-6A51F156CFEB}">
   <ds:schemaRefs>
     <ds:schemaRef ds:uri="http://schemas.openxmlformats.org/officeDocument/2006/bibliography"/>
   </ds:schemaRefs>
